--- a/SRS_Nong_san_Truc_tuyen_Final.docx
+++ b/SRS_Nong_san_Truc_tuyen_Final.docx
@@ -17,7 +17,7 @@
           <w:sz w:val="26"/>
           <w:szCs w:val="26"/>
         </w:rPr>
-        <w:t>TÀI LIỆU SRS DỰ ÁN HỆ THỐNG QUẢN LÝ VÀ KINH DOANH NÔNG SẢN TRỰC TUYẾN</w:t>
+        <w:t>TÀI LIỆU SRS DỰ ÁN HỆ THỐNG KINH DOANH NÔNG SẢN TRỰC TUYẾN</w:t>
       </w:r>
     </w:p>
     <w:p>
@@ -568,7 +568,6 @@
           <w:sz w:val="26"/>
           <w:szCs w:val="26"/>
         </w:rPr>
-        <w:lastRenderedPageBreak/>
         <w:t>•</w:t>
       </w:r>
       <w:r>
@@ -595,6 +594,7 @@
           <w:sz w:val="26"/>
           <w:szCs w:val="26"/>
         </w:rPr>
+        <w:lastRenderedPageBreak/>
         <w:t>•</w:t>
       </w:r>
       <w:r>
@@ -1352,7 +1352,6 @@
           <w:sz w:val="26"/>
           <w:szCs w:val="26"/>
         </w:rPr>
-        <w:lastRenderedPageBreak/>
         <w:t>•</w:t>
       </w:r>
       <w:r>
@@ -1412,6 +1411,7 @@
           <w:sz w:val="26"/>
           <w:szCs w:val="26"/>
         </w:rPr>
+        <w:lastRenderedPageBreak/>
         <w:t>•</w:t>
       </w:r>
       <w:r>
@@ -2044,7 +2044,21 @@
                 <w:sz w:val="26"/>
                 <w:szCs w:val="26"/>
               </w:rPr>
-              <w:t>NextJS, TypeScript, HTML, CSS</w:t>
+              <w:t xml:space="preserve">NextJS, </w:t>
+            </w:r>
+            <w:r>
+              <w:rPr>
+                <w:sz w:val="26"/>
+                <w:szCs w:val="26"/>
+              </w:rPr>
+              <w:t>Java</w:t>
+            </w:r>
+            <w:r>
+              <w:rPr>
+                <w:sz w:val="26"/>
+                <w:szCs w:val="26"/>
+              </w:rPr>
+              <w:t>Script, HTML, CSS</w:t>
             </w:r>
           </w:p>
         </w:tc>
@@ -8743,6 +8757,7 @@
       </w:tr>
       <w:tr>
         <w:trPr>
+          <w:trHeight w:val="101"/>
           <w:jc w:val="center"/>
         </w:trPr>
         <w:tc>
@@ -9086,39 +9101,7 @@
             <w:sz w:val="26"/>
             <w:szCs w:val="26"/>
           </w:rPr>
-          <w:t xml:space="preserve">Sơ đồ </w:t>
-        </w:r>
-        <w:r>
-          <w:rPr>
-            <w:rStyle w:val="Siuktni"/>
-            <w:sz w:val="26"/>
-            <w:szCs w:val="26"/>
-          </w:rPr>
-          <w:t>b</w:t>
-        </w:r>
-        <w:r>
-          <w:rPr>
-            <w:rStyle w:val="Siuktni"/>
-            <w:sz w:val="26"/>
-            <w:szCs w:val="26"/>
-          </w:rPr>
-          <w:t>ảng v</w:t>
-        </w:r>
-        <w:r>
-          <w:rPr>
-            <w:rStyle w:val="Siuktni"/>
-            <w:sz w:val="26"/>
-            <w:szCs w:val="26"/>
-          </w:rPr>
-          <w:t>à</w:t>
-        </w:r>
-        <w:r>
-          <w:rPr>
-            <w:rStyle w:val="Siuktni"/>
-            <w:sz w:val="26"/>
-            <w:szCs w:val="26"/>
-          </w:rPr>
-          <w:t xml:space="preserve"> ràng buộc</w:t>
+          <w:t>Sơ đồ bảng và ràng buộc</w:t>
         </w:r>
       </w:hyperlink>
     </w:p>
@@ -9152,23 +9135,7 @@
             <w:sz w:val="26"/>
             <w:szCs w:val="26"/>
           </w:rPr>
-          <w:t>Hệ</w:t>
-        </w:r>
-        <w:r>
-          <w:rPr>
-            <w:rStyle w:val="Siuktni"/>
-            <w:sz w:val="26"/>
-            <w:szCs w:val="26"/>
-          </w:rPr>
-          <w:t xml:space="preserve"> </w:t>
-        </w:r>
-        <w:r>
-          <w:rPr>
-            <w:rStyle w:val="Siuktni"/>
-            <w:sz w:val="26"/>
-            <w:szCs w:val="26"/>
-          </w:rPr>
-          <w:t>Thống Quản Lý Và Kinh Doanh Nông Sản Trực Tuyến</w:t>
+          <w:t>Hệ Thống Quản Lý Và Kinh Doanh Nông Sản Trực Tuyến</w:t>
         </w:r>
       </w:hyperlink>
     </w:p>
@@ -12268,7 +12235,21 @@
           <w:szCs w:val="26"/>
         </w:rPr>
         <w:tab/>
-        <w:t>Giao diện người dùng sử dụng NextJS và TypeScript.</w:t>
+        <w:t xml:space="preserve">Giao diện người dùng sử dụng NextJS và </w:t>
+      </w:r>
+      <w:r>
+        <w:rPr>
+          <w:sz w:val="26"/>
+          <w:szCs w:val="26"/>
+        </w:rPr>
+        <w:t>Java</w:t>
+      </w:r>
+      <w:r>
+        <w:rPr>
+          <w:sz w:val="26"/>
+          <w:szCs w:val="26"/>
+        </w:rPr>
+        <w:t>Script.</w:t>
       </w:r>
     </w:p>
     <w:p>
